--- a/ai/data/samples/cv_amine.docx
+++ b/ai/data/samples/cv_amine.docx
@@ -110,7 +110,7 @@
     </w:p>
     <w:p>
       <w:r>
-        <w:t>Churn-Prediction-Toolkit - https://github.com/aminek/churn-toolkit</w:t>
+        <w:t>Churn-Prediction-Toolkit - https://github.com/example-user/churn-toolkit</w:t>
       </w:r>
     </w:p>
     <w:p>
